--- a/published/NITI_Guard_Quick_Card_TH.docx
+++ b/published/NITI_Guard_Quick_Card_TH.docx
@@ -504,7 +504,7 @@
                 <w:rFonts w:ascii="Noto Sans Thai" w:hAnsi="Noto Sans Thai" w:eastAsia="Noto Sans Thai" w:cs="Noto Sans Thai"/>
                 <w:b/>
                 <w:color w:val="FFFFFF"/>
-                <w:sz w:val="15"/>
+                <w:sz w:val="14"/>
               </w:rPr>
               <w:t xml:space="preserve">เหตุ</w:t>
             </w:r>
@@ -526,7 +526,7 @@
                 <w:rFonts w:ascii="Noto Sans Thai" w:hAnsi="Noto Sans Thai" w:eastAsia="Noto Sans Thai" w:cs="Noto Sans Thai"/>
                 <w:b/>
                 <w:color w:val="FFFFFF"/>
-                <w:sz w:val="15"/>
+                <w:sz w:val="14"/>
               </w:rPr>
               <w:t xml:space="preserve">ลงมือทำ</w:t>
             </w:r>
@@ -548,7 +548,7 @@
                 <w:rFonts w:ascii="Noto Sans Thai" w:hAnsi="Noto Sans Thai" w:eastAsia="Noto Sans Thai" w:cs="Noto Sans Thai"/>
                 <w:b/>
                 <w:color w:val="FFFFFF"/>
-                <w:sz w:val="15"/>
+                <w:sz w:val="14"/>
               </w:rPr>
               <w:t xml:space="preserve">แจ้ง</w:t>
             </w:r>
@@ -575,7 +575,7 @@
                 <w:rFonts w:ascii="Noto Sans Thai" w:hAnsi="Noto Sans Thai" w:eastAsia="Noto Sans Thai" w:cs="Noto Sans Thai"/>
                 <w:b w:val="0"/>
                 <w:color w:val="28333E"/>
-                <w:sz w:val="15"/>
+                <w:sz w:val="14"/>
               </w:rPr>
               <w:t xml:space="preserve">น้ำท่วม</w:t>
             </w:r>
@@ -597,7 +597,7 @@
                 <w:rFonts w:ascii="Noto Sans Thai" w:hAnsi="Noto Sans Thai" w:eastAsia="Noto Sans Thai" w:cs="Noto Sans Thai"/>
                 <w:b w:val="0"/>
                 <w:color w:val="28333E"/>
-                <w:sz w:val="15"/>
+                <w:sz w:val="14"/>
               </w:rPr>
               <w:t xml:space="preserve">กันคนออกจากน้ำ/จุดไฟฟ้า ปิดเส้นทางเสี่ยง แจ้งบ้านต่ำ</w:t>
             </w:r>
@@ -619,7 +619,7 @@
                 <w:rFonts w:ascii="Noto Sans Thai" w:hAnsi="Noto Sans Thai" w:eastAsia="Noto Sans Thai" w:cs="Noto Sans Thai"/>
                 <w:b w:val="0"/>
                 <w:color w:val="28333E"/>
-                <w:sz w:val="15"/>
+                <w:sz w:val="14"/>
               </w:rPr>
               <w:t xml:space="preserve">1784 / ท้องถิ่น</w:t>
             </w:r>
@@ -646,7 +646,7 @@
                 <w:rFonts w:ascii="Noto Sans Thai" w:hAnsi="Noto Sans Thai" w:eastAsia="Noto Sans Thai" w:cs="Noto Sans Thai"/>
                 <w:b w:val="0"/>
                 <w:color w:val="28333E"/>
-                <w:sz w:val="15"/>
+                <w:sz w:val="14"/>
               </w:rPr>
               <w:t xml:space="preserve">ไฟดับ</w:t>
             </w:r>
@@ -668,7 +668,7 @@
                 <w:rFonts w:ascii="Noto Sans Thai" w:hAnsi="Noto Sans Thai" w:eastAsia="Noto Sans Thai" w:cs="Noto Sans Thai"/>
                 <w:b w:val="0"/>
                 <w:color w:val="28333E"/>
-                <w:sz w:val="15"/>
+                <w:sz w:val="14"/>
               </w:rPr>
               <w:t xml:space="preserve">ตรวจประตู ไฟฉุกเฉิน ระบบสื่อสาร CCTV จากจุดปลอดภัย; ห้ามแตะสายไฟ</w:t>
             </w:r>
@@ -690,7 +690,7 @@
                 <w:rFonts w:ascii="Noto Sans Thai" w:hAnsi="Noto Sans Thai" w:eastAsia="Noto Sans Thai" w:cs="Noto Sans Thai"/>
                 <w:b w:val="0"/>
                 <w:color w:val="28333E"/>
-                <w:sz w:val="15"/>
+                <w:sz w:val="14"/>
               </w:rPr>
               <w:t xml:space="preserve">MEA 1130 หรือ PEA 1129</w:t>
             </w:r>
@@ -717,7 +717,7 @@
                 <w:rFonts w:ascii="Noto Sans Thai" w:hAnsi="Noto Sans Thai" w:eastAsia="Noto Sans Thai" w:cs="Noto Sans Thai"/>
                 <w:b w:val="0"/>
                 <w:color w:val="28333E"/>
-                <w:sz w:val="15"/>
+                <w:sz w:val="14"/>
               </w:rPr>
               <w:t xml:space="preserve">ขโมย/บุกรุก</w:t>
             </w:r>
@@ -739,7 +739,7 @@
                 <w:rFonts w:ascii="Noto Sans Thai" w:hAnsi="Noto Sans Thai" w:eastAsia="Noto Sans Thai" w:cs="Noto Sans Thai"/>
                 <w:b w:val="0"/>
                 <w:color w:val="28333E"/>
-                <w:sz w:val="15"/>
+                <w:sz w:val="14"/>
               </w:rPr>
               <w:t xml:space="preserve">ห้ามเผชิญหน้า/ไล่ตาม เก็บหลักฐาน CCTV ห้ามเผยแพร่ภาพ</w:t>
             </w:r>
@@ -761,7 +761,7 @@
                 <w:rFonts w:ascii="Noto Sans Thai" w:hAnsi="Noto Sans Thai" w:eastAsia="Noto Sans Thai" w:cs="Noto Sans Thai"/>
                 <w:b w:val="0"/>
                 <w:color w:val="28333E"/>
-                <w:sz w:val="15"/>
+                <w:sz w:val="14"/>
               </w:rPr>
               <w:t xml:space="preserve">191</w:t>
             </w:r>
@@ -788,7 +788,7 @@
                 <w:rFonts w:ascii="Noto Sans Thai" w:hAnsi="Noto Sans Thai" w:eastAsia="Noto Sans Thai" w:cs="Noto Sans Thai"/>
                 <w:b w:val="0"/>
                 <w:color w:val="28333E"/>
-                <w:sz w:val="15"/>
+                <w:sz w:val="14"/>
               </w:rPr>
               <w:t xml:space="preserve">เจ็บป่วยรุนแรง</w:t>
             </w:r>
@@ -810,7 +810,7 @@
                 <w:rFonts w:ascii="Noto Sans Thai" w:hAnsi="Noto Sans Thai" w:eastAsia="Noto Sans Thai" w:cs="Noto Sans Thai"/>
                 <w:b w:val="0"/>
                 <w:color w:val="28333E"/>
-                <w:sz w:val="15"/>
+                <w:sz w:val="14"/>
               </w:rPr>
               <w:t xml:space="preserve">เปิดทางรถพยาบาล แจ้งบ้าน/ซอย/อาการ</w:t>
             </w:r>
@@ -832,7 +832,7 @@
                 <w:rFonts w:ascii="Noto Sans Thai" w:hAnsi="Noto Sans Thai" w:eastAsia="Noto Sans Thai" w:cs="Noto Sans Thai"/>
                 <w:b w:val="0"/>
                 <w:color w:val="28333E"/>
-                <w:sz w:val="15"/>
+                <w:sz w:val="14"/>
               </w:rPr>
               <w:t xml:space="preserve">1669</w:t>
             </w:r>
@@ -859,7 +859,7 @@
                 <w:rFonts w:ascii="Noto Sans Thai" w:hAnsi="Noto Sans Thai" w:eastAsia="Noto Sans Thai" w:cs="Noto Sans Thai"/>
                 <w:b w:val="0"/>
                 <w:color w:val="28333E"/>
-                <w:sz w:val="15"/>
+                <w:sz w:val="14"/>
               </w:rPr>
               <w:t xml:space="preserve">แก๊สรั่ว</w:t>
             </w:r>
@@ -881,7 +881,7 @@
                 <w:rFonts w:ascii="Noto Sans Thai" w:hAnsi="Noto Sans Thai" w:eastAsia="Noto Sans Thai" w:cs="Noto Sans Thai"/>
                 <w:b w:val="0"/>
                 <w:color w:val="28333E"/>
-                <w:sz w:val="15"/>
+                <w:sz w:val="14"/>
               </w:rPr>
               <w:t xml:space="preserve">ไม่จุดไฟ ไม่กดสวิตช์ใกล้รอยรั่ว ถอยออกไปเหนือลม</w:t>
             </w:r>
@@ -903,7 +903,7 @@
                 <w:rFonts w:ascii="Noto Sans Thai" w:hAnsi="Noto Sans Thai" w:eastAsia="Noto Sans Thai" w:cs="Noto Sans Thai"/>
                 <w:b w:val="0"/>
                 <w:color w:val="28333E"/>
-                <w:sz w:val="15"/>
+                <w:sz w:val="14"/>
               </w:rPr>
               <w:t xml:space="preserve">199</w:t>
             </w:r>
@@ -930,7 +930,7 @@
                 <w:rFonts w:ascii="Noto Sans Thai" w:hAnsi="Noto Sans Thai" w:eastAsia="Noto Sans Thai" w:cs="Noto Sans Thai"/>
                 <w:b w:val="0"/>
                 <w:color w:val="28333E"/>
-                <w:sz w:val="15"/>
+                <w:sz w:val="14"/>
               </w:rPr>
               <w:t xml:space="preserve">พายุ/ต้นไม้ล้ม</w:t>
             </w:r>
@@ -952,7 +952,7 @@
                 <w:rFonts w:ascii="Noto Sans Thai" w:hAnsi="Noto Sans Thai" w:eastAsia="Noto Sans Thai" w:cs="Noto Sans Thai"/>
                 <w:b w:val="0"/>
                 <w:color w:val="28333E"/>
-                <w:sz w:val="15"/>
+                <w:sz w:val="14"/>
               </w:rPr>
               <w:t xml:space="preserve">กั้นพื้นที่ หลีกเลี่ยงสายไฟและสิ่งที่อาจหล่น</w:t>
             </w:r>
@@ -974,7 +974,7 @@
                 <w:rFonts w:ascii="Noto Sans Thai" w:hAnsi="Noto Sans Thai" w:eastAsia="Noto Sans Thai" w:cs="Noto Sans Thai"/>
                 <w:b w:val="0"/>
                 <w:color w:val="28333E"/>
-                <w:sz w:val="15"/>
+                <w:sz w:val="14"/>
               </w:rPr>
               <w:t xml:space="preserve">ท้องถิ่น / 1129 / 1130</w:t>
             </w:r>
@@ -1044,7 +1044,7 @@
           <w:rFonts w:ascii="Noto Sans Thai" w:hAnsi="Noto Sans Thai" w:eastAsia="Noto Sans Thai" w:cs="Noto Sans Thai"/>
           <w:b/>
         </w:rPr>
-        <w:t xml:space="preserve">บัตรตัวอย่าง:</w:t>
+        <w:t xml:space="preserve">แบบร่าง:</w:t>
       </w:r>
       <w:r>
         <w:rPr>
@@ -1056,7 +1056,7 @@
         <w:rPr>
           <w:rFonts w:ascii="Noto Sans Thai" w:hAnsi="Noto Sans Thai" w:eastAsia="Noto Sans Thai" w:cs="Noto Sans Thai"/>
         </w:rPr>
-        <w:t xml:space="preserve">ต้องกรอกข้อมูลพื้นที่ ตรวจอุปกรณ์และซ้อมก่อนใช้จริง; เมื่อกำลังไม่พอ ให้โทรและเปิดระบบเตือนก่อน อย่าทิ้งงานประตู/สื่อสารเพื่อออกเคาะบ้านทั้งหมด</w:t>
+        <w:t xml:space="preserve">กรอกผังและเบอร์จริงก่อนใช้; หากมี รปภ. คนเดียว ให้โทรฉุกเฉินและเปิดประกาศก่อน</w:t>
       </w:r>
     </w:p>
     <w:bookmarkEnd w:id="24"/>
@@ -1065,7 +1065,7 @@
       <w:headerReference w:type="default" r:id="rId9"/>
       <w:footerReference w:type="default" r:id="rId10"/>
       <w:pgSz w:w="11906" w:h="16838"/>
-      <w:pgMar w:top="1020" w:bottom="879" w:left="935" w:right="935" w:header="454" w:footer="397"/>
+      <w:pgMar w:top="669" w:bottom="652" w:left="935" w:right="935" w:header="454" w:footer="397"/>
     </w:sectPr>
   </w:body>
 </w:document>
@@ -1442,12 +1442,12 @@
     <w:name w:val="Normal"/>
     <w:qFormat/>
     <w:pPr>
-      <w:spacing w:before="0" w:after="80" w:line="281" w:lineRule="auto"/>
+      <w:spacing w:before="0" w:after="50" w:line="281" w:lineRule="auto"/>
     </w:pPr>
     <w:rPr>
       <w:rFonts w:ascii="Noto Sans Thai" w:hAnsi="Noto Sans Thai"/>
       <w:color w:val="222D36"/>
-      <w:sz w:val="18"/>
+      <w:sz w:val="16"/>
     </w:rPr>
   </w:style>
   <w:style w:styleId="BodyText" w:type="paragraph">
@@ -1481,7 +1481,7 @@
     <w:pPr>
       <w:keepNext/>
       <w:keepLines/>
-      <w:spacing w:after="240" w:before="160" w:line="281" w:lineRule="auto"/>
+      <w:spacing w:after="160" w:before="120" w:line="281" w:lineRule="auto"/>
       <w:jc w:val="center"/>
     </w:pPr>
     <w:rPr>
@@ -1489,7 +1489,7 @@
       <w:b/>
       <w:bCs/>
       <w:color w:val="182F48"/>
-      <w:sz w:val="42"/>
+      <w:sz w:val="34"/>
       <w:szCs w:val="36"/>
     </w:rPr>
   </w:style>

--- a/published/NITI_Guard_Quick_Card_TH.docx
+++ b/published/NITI_Guard_Quick_Card_TH.docx
@@ -356,7 +356,7 @@
         <w:rPr>
           <w:rFonts w:ascii="Noto Sans Thai" w:hAnsi="Noto Sans Thai" w:eastAsia="Noto Sans Thai" w:cs="Noto Sans Thai"/>
         </w:rPr>
-        <w:t xml:space="preserve">**A1–A__: [บ้านเลขที่… ]** ริมรั้ว/แนวควัน (กรอกจริงหลังสำรวจ)</w:t>
+        <w:t xml:space="preserve">โซน A (ริมรั้ว/แนวควัน): [บ้านเลขที่… ] (กรอกจริงหลังสำรวจ)</w:t>
       </w:r>
     </w:p>
     <w:p>
@@ -371,7 +371,7 @@
         <w:rPr>
           <w:rFonts w:ascii="Noto Sans Thai" w:hAnsi="Noto Sans Thai" w:eastAsia="Noto Sans Thai" w:cs="Noto Sans Thai"/>
         </w:rPr>
-        <w:t xml:space="preserve">**B1–B__: [บ้านเลขที่… ]** แถวถัดไป/ทางหนีไฟ (กรอกจริงหลังสำรวจ)</w:t>
+        <w:t xml:space="preserve">โซน B (แถวถัดไป/ทางหนีไฟ): [บ้านเลขที่… ] (กรอกจริงหลังสำรวจ)</w:t>
       </w:r>
     </w:p>
     <w:p>

--- a/published/NITI_Guard_Quick_Card_TH.docx
+++ b/published/NITI_Guard_Quick_Card_TH.docx
@@ -2,7 +2,7 @@
 <file path=word/document.xml><?xml version="1.0" encoding="utf-8"?>
 <w:document xmlns:w="http://schemas.openxmlformats.org/wordprocessingml/2006/main" xmlns:m="http://schemas.openxmlformats.org/officeDocument/2006/math" xmlns:r="http://schemas.openxmlformats.org/officeDocument/2006/relationships" xmlns:o="urn:schemas-microsoft-com:office:office" xmlns:v="urn:schemas-microsoft-com:vml" xmlns:w10="urn:schemas-microsoft-com:office:word" xmlns:a="http://schemas.openxmlformats.org/drawingml/2006/main" xmlns:pic="http://schemas.openxmlformats.org/drawingml/2006/picture" xmlns:wp="http://schemas.openxmlformats.org/drawingml/2006/wordprocessingDrawing">
   <w:body>
-    <w:bookmarkStart w:id="25" w:name="บตรสงการฉกเฉน-รปภ.-ตดทกปอม-ทกกะ"/>
+    <w:bookmarkStart w:id="23" w:name="บตรสงการฉกเฉน-รปภ.-ตดทกปอม-ทกกะ"/>
     <w:p>
       <w:pPr>
         <w:pStyle w:val="Title"/>
@@ -76,7 +76,7 @@
           <w:rFonts w:ascii="Noto Sans Thai" w:hAnsi="Noto Sans Thai" w:eastAsia="Noto Sans Thai" w:cs="Noto Sans Thai"/>
           <w:b/>
         </w:rPr>
-        <w:t xml:space="preserve">วันที่ตรวจ:</w:t>
+        <w:t xml:space="preserve">หัวหน้ากะ:</w:t>
       </w:r>
       <w:r>
         <w:rPr>
@@ -90,34 +90,8 @@
         </w:rPr>
         <w:t xml:space="preserve">[กรอก]</w:t>
       </w:r>
-      <w:r>
-        <w:rPr>
-          <w:rFonts w:ascii="Noto Sans Thai" w:hAnsi="Noto Sans Thai" w:eastAsia="Noto Sans Thai" w:cs="Noto Sans Thai"/>
-        </w:rPr>
-        <w:t xml:space="preserve"> </w:t>
-      </w:r>
-      <w:r>
-        <w:rPr>
-          <w:bCs/>
-          <w:rFonts w:ascii="Noto Sans Thai" w:hAnsi="Noto Sans Thai" w:eastAsia="Noto Sans Thai" w:cs="Noto Sans Thai"/>
-          <w:b/>
-        </w:rPr>
-        <w:t xml:space="preserve">หัวหน้ากะ:</w:t>
-      </w:r>
-      <w:r>
-        <w:rPr>
-          <w:rFonts w:ascii="Noto Sans Thai" w:hAnsi="Noto Sans Thai" w:eastAsia="Noto Sans Thai" w:cs="Noto Sans Thai"/>
-        </w:rPr>
-        <w:t xml:space="preserve"> </w:t>
-      </w:r>
-      <w:r>
-        <w:rPr>
-          <w:rFonts w:ascii="Noto Sans Thai" w:hAnsi="Noto Sans Thai" w:eastAsia="Noto Sans Thai" w:cs="Noto Sans Thai"/>
-        </w:rPr>
-        <w:t xml:space="preserve">[กรอก]</w:t>
-      </w:r>
     </w:p>
-    <w:bookmarkStart w:id="20" w:name="เกดไฟไหมในขางหมบาน-6-ขนตอน"/>
+    <w:bookmarkStart w:id="20" w:name="ไฟไหมขางในหมบาน-ทำตามลำดบ"/>
     <w:p>
       <w:pPr>
         <w:pStyle w:val="Heading2"/>
@@ -127,7 +101,7 @@
         <w:rPr>
           <w:rFonts w:ascii="Noto Sans Thai" w:hAnsi="Noto Sans Thai" w:eastAsia="Noto Sans Thai" w:cs="Noto Sans Thai"/>
         </w:rPr>
-        <w:t xml:space="preserve">เกิดไฟไหม้ใน/ข้างหมู่บ้าน: 6 ขั้นตอน</w:t>
+        <w:t xml:space="preserve">ไฟไหม้ข้าง/ในหมู่บ้าน: ทำตามลำดับ</w:t>
       </w:r>
     </w:p>
     <w:p>
@@ -144,19 +118,19 @@
           <w:rFonts w:ascii="Noto Sans Thai" w:hAnsi="Noto Sans Thai" w:eastAsia="Noto Sans Thai" w:cs="Noto Sans Thai"/>
           <w:b/>
         </w:rPr>
-        <w:t xml:space="preserve">เห็นไฟหรือควันอันตราย → โทร 199 ทันที</w:t>
-      </w:r>
-      <w:r>
-        <w:rPr>
-          <w:rFonts w:ascii="Noto Sans Thai" w:hAnsi="Noto Sans Thai" w:eastAsia="Noto Sans Thai" w:cs="Noto Sans Thai"/>
-        </w:rPr>
-        <w:t xml:space="preserve"> </w:t>
-      </w:r>
-      <w:r>
-        <w:rPr>
-          <w:rFonts w:ascii="Noto Sans Thai" w:hAnsi="Noto Sans Thai" w:eastAsia="Noto Sans Thai" w:cs="Noto Sans Thai"/>
-        </w:rPr>
-        <w:t xml:space="preserve">บอกตำแหน่ง เส้นทางเข้ารถดับเพลิง และความเสี่ยงลาม; บาดเจ็บโทร 1669</w:t>
+        <w:t xml:space="preserve">โทร 199 ทันที</w:t>
+      </w:r>
+      <w:r>
+        <w:rPr>
+          <w:rFonts w:ascii="Noto Sans Thai" w:hAnsi="Noto Sans Thai" w:eastAsia="Noto Sans Thai" w:cs="Noto Sans Thai"/>
+        </w:rPr>
+        <w:t xml:space="preserve"> </w:t>
+      </w:r>
+      <w:r>
+        <w:rPr>
+          <w:rFonts w:ascii="Noto Sans Thai" w:hAnsi="Noto Sans Thai" w:eastAsia="Noto Sans Thai" w:cs="Noto Sans Thai"/>
+        </w:rPr>
+        <w:t xml:space="preserve">บอกจุดไฟไหม้ ประตูรถดับเพลิง และความเสี่ยงลาม; ผู้เจ็บโทร 1669</w:t>
       </w:r>
     </w:p>
     <w:p>
@@ -173,19 +147,19 @@
           <w:rFonts w:ascii="Noto Sans Thai" w:hAnsi="Noto Sans Thai" w:eastAsia="Noto Sans Thai" w:cs="Noto Sans Thai"/>
           <w:b/>
         </w:rPr>
-        <w:t xml:space="preserve">เตือนทุกช่องทาง:</w:t>
-      </w:r>
-      <w:r>
-        <w:rPr>
-          <w:rFonts w:ascii="Noto Sans Thai" w:hAnsi="Noto Sans Thai" w:eastAsia="Noto Sans Thai" w:cs="Noto Sans Thai"/>
-        </w:rPr>
-        <w:t xml:space="preserve"> </w:t>
-      </w:r>
-      <w:r>
-        <w:rPr>
-          <w:rFonts w:ascii="Noto Sans Thai" w:hAnsi="Noto Sans Thai" w:eastAsia="Noto Sans Thai" w:cs="Noto Sans Thai"/>
-        </w:rPr>
-        <w:t xml:space="preserve">เสียงตามสาย/ไซเรน → โทรผู้ประสานงาน → LINE/SMS (LINE ไม่พอ)</w:t>
+        <w:t xml:space="preserve">เตือนหลายช่องทาง</w:t>
+      </w:r>
+      <w:r>
+        <w:rPr>
+          <w:rFonts w:ascii="Noto Sans Thai" w:hAnsi="Noto Sans Thai" w:eastAsia="Noto Sans Thai" w:cs="Noto Sans Thai"/>
+        </w:rPr>
+        <w:t xml:space="preserve"> </w:t>
+      </w:r>
+      <w:r>
+        <w:rPr>
+          <w:rFonts w:ascii="Noto Sans Thai" w:hAnsi="Noto Sans Thai" w:eastAsia="Noto Sans Thai" w:cs="Noto Sans Thai"/>
+        </w:rPr>
+        <w:t xml:space="preserve">เสียงตามสาย/ไซเรน → โทรผู้ประสานงาน → LINE/SMS (LINE อย่างเดียวไม่พอ)</w:t>
       </w:r>
     </w:p>
     <w:p>
@@ -202,45 +176,19 @@
           <w:rFonts w:ascii="Noto Sans Thai" w:hAnsi="Noto Sans Thai" w:eastAsia="Noto Sans Thai" w:cs="Noto Sans Thai"/>
           <w:b/>
         </w:rPr>
-        <w:t xml:space="preserve">ปลุกหน้าบ้าน:</w:t>
-      </w:r>
-      <w:r>
-        <w:rPr>
-          <w:rFonts w:ascii="Noto Sans Thai" w:hAnsi="Noto Sans Thai" w:eastAsia="Noto Sans Thai" w:cs="Noto Sans Thai"/>
-        </w:rPr>
-        <w:t xml:space="preserve"> </w:t>
-      </w:r>
-      <w:r>
-        <w:rPr>
-          <w:rFonts w:ascii="Noto Sans Thai" w:hAnsi="Noto Sans Thai" w:eastAsia="Noto Sans Thai" w:cs="Noto Sans Thai"/>
-        </w:rPr>
-        <w:t xml:space="preserve">กดกริ่ง/เคาะบ้าน</w:t>
-      </w:r>
-      <w:r>
-        <w:rPr>
-          <w:rFonts w:ascii="Noto Sans Thai" w:hAnsi="Noto Sans Thai" w:eastAsia="Noto Sans Thai" w:cs="Noto Sans Thai"/>
-        </w:rPr>
-        <w:t xml:space="preserve"> </w:t>
-      </w:r>
-      <w:r>
-        <w:rPr>
-          <w:bCs/>
-          <w:rFonts w:ascii="Noto Sans Thai" w:hAnsi="Noto Sans Thai" w:eastAsia="Noto Sans Thai" w:cs="Noto Sans Thai"/>
-          <w:b/>
-        </w:rPr>
-        <w:t xml:space="preserve">A ติดแนวรั้วและใต้ควันก่อน</w:t>
-      </w:r>
-      <w:r>
-        <w:rPr>
-          <w:rFonts w:ascii="Noto Sans Thai" w:hAnsi="Noto Sans Thai" w:eastAsia="Noto Sans Thai" w:cs="Noto Sans Thai"/>
-        </w:rPr>
-        <w:t xml:space="preserve"> </w:t>
-      </w:r>
-      <w:r>
-        <w:rPr>
-          <w:rFonts w:ascii="Noto Sans Thai" w:hAnsi="Noto Sans Thai" w:eastAsia="Noto Sans Thai" w:cs="Noto Sans Thai"/>
-        </w:rPr>
-        <w:t xml:space="preserve">แล้ว B แถวถัดไป เฉพาะเส้นทางปลอดภัย</w:t>
+        <w:t xml:space="preserve">กดกริ่ง/เคาะบ้าน A ก่อน</w:t>
+      </w:r>
+      <w:r>
+        <w:rPr>
+          <w:rFonts w:ascii="Noto Sans Thai" w:hAnsi="Noto Sans Thai" w:eastAsia="Noto Sans Thai" w:cs="Noto Sans Thai"/>
+        </w:rPr>
+        <w:t xml:space="preserve"> </w:t>
+      </w:r>
+      <w:r>
+        <w:rPr>
+          <w:rFonts w:ascii="Noto Sans Thai" w:hAnsi="Noto Sans Thai" w:eastAsia="Noto Sans Thai" w:cs="Noto Sans Thai"/>
+        </w:rPr>
+        <w:t xml:space="preserve">(ริมรั้ว/แนวควัน) แล้ว B (แถวถัดไป) เฉพาะทางปลอดภัย</w:t>
       </w:r>
     </w:p>
     <w:p>
@@ -257,19 +205,19 @@
           <w:rFonts w:ascii="Noto Sans Thai" w:hAnsi="Noto Sans Thai" w:eastAsia="Noto Sans Thai" w:cs="Noto Sans Thai"/>
           <w:b/>
         </w:rPr>
-        <w:t xml:space="preserve">บันทึกทุกบ้าน:</w:t>
-      </w:r>
-      <w:r>
-        <w:rPr>
-          <w:rFonts w:ascii="Noto Sans Thai" w:hAnsi="Noto Sans Thai" w:eastAsia="Noto Sans Thai" w:cs="Noto Sans Thai"/>
-        </w:rPr>
-        <w:t xml:space="preserve"> </w:t>
-      </w:r>
-      <w:r>
-        <w:rPr>
-          <w:rFonts w:ascii="Noto Sans Thai" w:hAnsi="Noto Sans Thai" w:eastAsia="Noto Sans Thai" w:cs="Noto Sans Thai"/>
-        </w:rPr>
-        <w:t xml:space="preserve">รับแล้ว (R) / ไม่ตอบ (NR) / เข้าไม่ได้ปลอดภัย (NA) ส่ง NR/NA ให้หัวหน้ากะและดับเพลิง</w:t>
+        <w:t xml:space="preserve">ลงผลรายบ้าน</w:t>
+      </w:r>
+      <w:r>
+        <w:rPr>
+          <w:rFonts w:ascii="Noto Sans Thai" w:hAnsi="Noto Sans Thai" w:eastAsia="Noto Sans Thai" w:cs="Noto Sans Thai"/>
+        </w:rPr>
+        <w:t xml:space="preserve"> </w:t>
+      </w:r>
+      <w:r>
+        <w:rPr>
+          <w:rFonts w:ascii="Noto Sans Thai" w:hAnsi="Noto Sans Thai" w:eastAsia="Noto Sans Thai" w:cs="Noto Sans Thai"/>
+        </w:rPr>
+        <w:t xml:space="preserve">R = รับทราบ, NR = ไม่ตอบ, NA = เข้าไม่ได้ปลอดภัย ส่ง NR/NA ให้หัวหน้ากะและดับเพลิง</w:t>
       </w:r>
     </w:p>
     <w:p>
@@ -286,19 +234,19 @@
           <w:rFonts w:ascii="Noto Sans Thai" w:hAnsi="Noto Sans Thai" w:eastAsia="Noto Sans Thai" w:cs="Noto Sans Thai"/>
           <w:b/>
         </w:rPr>
-        <w:t xml:space="preserve">เปิดทางรถฉุกเฉิน:</w:t>
-      </w:r>
-      <w:r>
-        <w:rPr>
-          <w:rFonts w:ascii="Noto Sans Thai" w:hAnsi="Noto Sans Thai" w:eastAsia="Noto Sans Thai" w:cs="Noto Sans Thai"/>
-        </w:rPr>
-        <w:t xml:space="preserve"> </w:t>
-      </w:r>
-      <w:r>
-        <w:rPr>
-          <w:rFonts w:ascii="Noto Sans Thai" w:hAnsi="Noto Sans Thai" w:eastAsia="Noto Sans Thai" w:cs="Noto Sans Thai"/>
-        </w:rPr>
-        <w:t xml:space="preserve">กันรถไม่ให้จอดขวาง ประสานประตูหลัก/สำรอง จุดรวมพลที่พ้นควัน</w:t>
+        <w:t xml:space="preserve">เปิดทางฉุกเฉิน</w:t>
+      </w:r>
+      <w:r>
+        <w:rPr>
+          <w:rFonts w:ascii="Noto Sans Thai" w:hAnsi="Noto Sans Thai" w:eastAsia="Noto Sans Thai" w:cs="Noto Sans Thai"/>
+        </w:rPr>
+        <w:t xml:space="preserve"> </w:t>
+      </w:r>
+      <w:r>
+        <w:rPr>
+          <w:rFonts w:ascii="Noto Sans Thai" w:hAnsi="Noto Sans Thai" w:eastAsia="Noto Sans Thai" w:cs="Noto Sans Thai"/>
+        </w:rPr>
+        <w:t xml:space="preserve">อย่าให้รถกีดขวาง คุมประตู และนำไปจุดรวมพลที่พ้นควัน</w:t>
       </w:r>
     </w:p>
     <w:p>
@@ -315,23 +263,23 @@
           <w:rFonts w:ascii="Noto Sans Thai" w:hAnsi="Noto Sans Thai" w:eastAsia="Noto Sans Thai" w:cs="Noto Sans Thai"/>
           <w:b/>
         </w:rPr>
-        <w:t xml:space="preserve">อัปเดต/อพยพ:</w:t>
-      </w:r>
-      <w:r>
-        <w:rPr>
-          <w:rFonts w:ascii="Noto Sans Thai" w:hAnsi="Noto Sans Thai" w:eastAsia="Noto Sans Thai" w:cs="Noto Sans Thai"/>
-        </w:rPr>
-        <w:t xml:space="preserve"> </w:t>
-      </w:r>
-      <w:r>
-        <w:rPr>
-          <w:rFonts w:ascii="Noto Sans Thai" w:hAnsi="Noto Sans Thai" w:eastAsia="Noto Sans Thai" w:cs="Noto Sans Thai"/>
-        </w:rPr>
-        <w:t xml:space="preserve">ตามคำสั่งผู้ควบคุมเหตุ ห้ามให้ใครกลับเข้าเขตเสี่ยงก่อนอนุญาต</w:t>
+        <w:t xml:space="preserve">อพยพ/อัปเดต</w:t>
+      </w:r>
+      <w:r>
+        <w:rPr>
+          <w:rFonts w:ascii="Noto Sans Thai" w:hAnsi="Noto Sans Thai" w:eastAsia="Noto Sans Thai" w:cs="Noto Sans Thai"/>
+        </w:rPr>
+        <w:t xml:space="preserve"> </w:t>
+      </w:r>
+      <w:r>
+        <w:rPr>
+          <w:rFonts w:ascii="Noto Sans Thai" w:hAnsi="Noto Sans Thai" w:eastAsia="Noto Sans Thai" w:cs="Noto Sans Thai"/>
+        </w:rPr>
+        <w:t xml:space="preserve">ตามคำสั่งผู้ควบคุมเหตุ ห้ามกลับเข้าเขตอันตรายโดยพลการ</w:t>
       </w:r>
     </w:p>
     <w:bookmarkEnd w:id="20"/>
-    <w:bookmarkStart w:id="21" w:name="ใครตองแจงกอน"/>
+    <w:bookmarkStart w:id="21" w:name="ตองกรอกบานเสยงกอนใชจรง"/>
     <w:p>
       <w:pPr>
         <w:pStyle w:val="Heading2"/>
@@ -341,47 +289,37 @@
         <w:rPr>
           <w:rFonts w:ascii="Noto Sans Thai" w:hAnsi="Noto Sans Thai" w:eastAsia="Noto Sans Thai" w:cs="Noto Sans Thai"/>
         </w:rPr>
-        <w:t xml:space="preserve">ใครต้องแจ้งก่อน</w:t>
+        <w:t xml:space="preserve">ต้องกรอกบ้านเสี่ยงก่อนใช้จริง</w:t>
       </w:r>
     </w:p>
     <w:p>
       <w:pPr>
-        <w:numPr>
-          <w:ilvl w:val="0"/>
-          <w:numId w:val="1002"/>
-        </w:numPr>
-        <w:pStyle w:val="Compact"/>
-      </w:pPr>
-      <w:r>
-        <w:rPr>
-          <w:rFonts w:ascii="Noto Sans Thai" w:hAnsi="Noto Sans Thai" w:eastAsia="Noto Sans Thai" w:cs="Noto Sans Thai"/>
-        </w:rPr>
-        <w:t xml:space="preserve">โซน A (ริมรั้ว/แนวควัน): [บ้านเลขที่… ] (กรอกจริงหลังสำรวจ)</w:t>
-      </w:r>
-    </w:p>
-    <w:p>
-      <w:pPr>
-        <w:numPr>
-          <w:ilvl w:val="0"/>
-          <w:numId w:val="1002"/>
-        </w:numPr>
-        <w:pStyle w:val="Compact"/>
-      </w:pPr>
-      <w:r>
-        <w:rPr>
-          <w:rFonts w:ascii="Noto Sans Thai" w:hAnsi="Noto Sans Thai" w:eastAsia="Noto Sans Thai" w:cs="Noto Sans Thai"/>
-        </w:rPr>
-        <w:t xml:space="preserve">โซน B (แถวถัดไป/ทางหนีไฟ): [บ้านเลขที่… ] (กรอกจริงหลังสำรวจ)</w:t>
-      </w:r>
-    </w:p>
-    <w:p>
-      <w:pPr>
-        <w:numPr>
-          <w:ilvl w:val="0"/>
-          <w:numId w:val="1002"/>
-        </w:numPr>
-        <w:pStyle w:val="Compact"/>
-      </w:pPr>
+        <w:pStyle w:val="FirstParagraph"/>
+      </w:pPr>
+      <w:r>
+        <w:rPr>
+          <w:rFonts w:ascii="Noto Sans Thai" w:hAnsi="Noto Sans Thai" w:eastAsia="Noto Sans Thai" w:cs="Noto Sans Thai"/>
+        </w:rPr>
+        <w:t xml:space="preserve">โซน A (ริมรั้ว/ใต้ควัน): [บ้านเลขที่ ………………]</w:t>
+      </w:r>
+      <w:r>
+        <w:rPr>
+          <w:rFonts w:ascii="Noto Sans Thai" w:hAnsi="Noto Sans Thai" w:eastAsia="Noto Sans Thai" w:cs="Noto Sans Thai"/>
+        </w:rPr>
+        <w:br/>
+      </w:r>
+      <w:r>
+        <w:rPr>
+          <w:rFonts w:ascii="Noto Sans Thai" w:hAnsi="Noto Sans Thai" w:eastAsia="Noto Sans Thai" w:cs="Noto Sans Thai"/>
+        </w:rPr>
+        <w:t xml:space="preserve">โซน B (แถวถัดไป/ทางอพยพ): [บ้านเลขที่ ………………]</w:t>
+      </w:r>
+      <w:r>
+        <w:rPr>
+          <w:rFonts w:ascii="Noto Sans Thai" w:hAnsi="Noto Sans Thai" w:eastAsia="Noto Sans Thai" w:cs="Noto Sans Thai"/>
+        </w:rPr>
+        <w:br/>
+      </w:r>
       <w:r>
         <w:rPr>
           <w:bCs/>
@@ -400,7 +338,7 @@
         <w:rPr>
           <w:rFonts w:ascii="Noto Sans Thai" w:hAnsi="Noto Sans Thai" w:eastAsia="Noto Sans Thai" w:cs="Noto Sans Thai"/>
         </w:rPr>
-        <w:t xml:space="preserve">[ ]</w:t>
+        <w:t xml:space="preserve">[…………….]</w:t>
       </w:r>
       <w:r>
         <w:rPr>
@@ -414,45 +352,19 @@
           <w:rFonts w:ascii="Noto Sans Thai" w:hAnsi="Noto Sans Thai" w:eastAsia="Noto Sans Thai" w:cs="Noto Sans Thai"/>
           <w:b/>
         </w:rPr>
-        <w:t xml:space="preserve">สำรอง:</w:t>
-      </w:r>
-      <w:r>
-        <w:rPr>
-          <w:rFonts w:ascii="Noto Sans Thai" w:hAnsi="Noto Sans Thai" w:eastAsia="Noto Sans Thai" w:cs="Noto Sans Thai"/>
-        </w:rPr>
-        <w:t xml:space="preserve"> </w:t>
-      </w:r>
-      <w:r>
-        <w:rPr>
-          <w:rFonts w:ascii="Noto Sans Thai" w:hAnsi="Noto Sans Thai" w:eastAsia="Noto Sans Thai" w:cs="Noto Sans Thai"/>
-        </w:rPr>
-        <w:t xml:space="preserve">[ ]</w:t>
-      </w:r>
-      <w:r>
-        <w:rPr>
-          <w:rFonts w:ascii="Noto Sans Thai" w:hAnsi="Noto Sans Thai" w:eastAsia="Noto Sans Thai" w:cs="Noto Sans Thai"/>
-        </w:rPr>
-        <w:t xml:space="preserve"> </w:t>
-      </w:r>
-      <w:r>
-        <w:rPr>
-          <w:bCs/>
-          <w:rFonts w:ascii="Noto Sans Thai" w:hAnsi="Noto Sans Thai" w:eastAsia="Noto Sans Thai" w:cs="Noto Sans Thai"/>
-          <w:b/>
-        </w:rPr>
-        <w:t xml:space="preserve">ทางรถดับเพลิง:</w:t>
-      </w:r>
-      <w:r>
-        <w:rPr>
-          <w:rFonts w:ascii="Noto Sans Thai" w:hAnsi="Noto Sans Thai" w:eastAsia="Noto Sans Thai" w:cs="Noto Sans Thai"/>
-        </w:rPr>
-        <w:t xml:space="preserve"> </w:t>
-      </w:r>
-      <w:r>
-        <w:rPr>
-          <w:rFonts w:ascii="Noto Sans Thai" w:hAnsi="Noto Sans Thai" w:eastAsia="Noto Sans Thai" w:cs="Noto Sans Thai"/>
-        </w:rPr>
-        <w:t xml:space="preserve">[ ]</w:t>
+        <w:t xml:space="preserve">จุดสำรอง:</w:t>
+      </w:r>
+      <w:r>
+        <w:rPr>
+          <w:rFonts w:ascii="Noto Sans Thai" w:hAnsi="Noto Sans Thai" w:eastAsia="Noto Sans Thai" w:cs="Noto Sans Thai"/>
+        </w:rPr>
+        <w:t xml:space="preserve"> </w:t>
+      </w:r>
+      <w:r>
+        <w:rPr>
+          <w:rFonts w:ascii="Noto Sans Thai" w:hAnsi="Noto Sans Thai" w:eastAsia="Noto Sans Thai" w:cs="Noto Sans Thai"/>
+        </w:rPr>
+        <w:t xml:space="preserve">[…………….]</w:t>
       </w:r>
     </w:p>
     <w:bookmarkEnd w:id="21"/>
@@ -472,7 +384,7 @@
     <w:tbl>
       <w:tblPr>
         <w:tblStyle w:val="Table"/>
-        <w:tblW w:type="pct" w:w="5000"/>
+        <w:tblW w:type="auto" w:w="0"/>
         <w:jc w:val="center"/>
         <w:tblLayout w:type="autofit"/>
         <w:tblLook w:firstRow="1" w:lastRow="0" w:firstColumn="0" w:lastColumn="0" w:noHBand="0" w:noVBand="0" w:val="0020"/>
@@ -528,7 +440,7 @@
                 <w:color w:val="FFFFFF"/>
                 <w:sz w:val="14"/>
               </w:rPr>
-              <w:t xml:space="preserve">ลงมือทำ</w:t>
+              <w:t xml:space="preserve">สิ่งที่ต้องทำ</w:t>
             </w:r>
           </w:p>
         </w:tc>
@@ -550,7 +462,7 @@
                 <w:color w:val="FFFFFF"/>
                 <w:sz w:val="14"/>
               </w:rPr>
-              <w:t xml:space="preserve">แจ้ง</w:t>
+              <w:t xml:space="preserve">ติดต่อ</w:t>
             </w:r>
           </w:p>
         </w:tc>
@@ -599,7 +511,7 @@
                 <w:color w:val="28333E"/>
                 <w:sz w:val="14"/>
               </w:rPr>
-              <w:t xml:space="preserve">กันคนออกจากน้ำ/จุดไฟฟ้า ปิดเส้นทางเสี่ยง แจ้งบ้านต่ำ</w:t>
+              <w:t xml:space="preserve">ปิดทางน้ำลึก กันไฟฟ้า แจ้งบ้านต่ำ ไม่เดิน/ขับฝ่าน้ำ</w:t>
             </w:r>
           </w:p>
         </w:tc>
@@ -670,7 +582,7 @@
                 <w:color w:val="28333E"/>
                 <w:sz w:val="14"/>
               </w:rPr>
-              <w:t xml:space="preserve">ตรวจประตู ไฟฉุกเฉิน ระบบสื่อสาร CCTV จากจุดปลอดภัย; ห้ามแตะสายไฟ</w:t>
+              <w:t xml:space="preserve">เช็กประตู ไฟฉุกเฉิน โทรศัพท์ CCTV จากจุดปลอดภัย</w:t>
             </w:r>
           </w:p>
         </w:tc>
@@ -692,7 +604,7 @@
                 <w:color w:val="28333E"/>
                 <w:sz w:val="14"/>
               </w:rPr>
-              <w:t xml:space="preserve">MEA 1130 หรือ PEA 1129</w:t>
+              <w:t xml:space="preserve">MEA 1130 / PEA 1129</w:t>
             </w:r>
           </w:p>
         </w:tc>
@@ -719,7 +631,7 @@
                 <w:color w:val="28333E"/>
                 <w:sz w:val="14"/>
               </w:rPr>
-              <w:t xml:space="preserve">ขโมย/บุกรุก</w:t>
+              <w:t xml:space="preserve">บุกรุก/โจร</w:t>
             </w:r>
           </w:p>
         </w:tc>
@@ -741,7 +653,7 @@
                 <w:color w:val="28333E"/>
                 <w:sz w:val="14"/>
               </w:rPr>
-              <w:t xml:space="preserve">ห้ามเผชิญหน้า/ไล่ตาม เก็บหลักฐาน CCTV ห้ามเผยแพร่ภาพ</w:t>
+              <w:t xml:space="preserve">ไม่เผชิญหน้า/ไล่ตาม รักษาหลักฐานกล้อง</w:t>
             </w:r>
           </w:p>
         </w:tc>
@@ -812,7 +724,7 @@
                 <w:color w:val="28333E"/>
                 <w:sz w:val="14"/>
               </w:rPr>
-              <w:t xml:space="preserve">เปิดทางรถพยาบาล แจ้งบ้าน/ซอย/อาการ</w:t>
+              <w:t xml:space="preserve">เปิดทางรถพยาบาล แจ้งพิกัดบ้านและอาการ</w:t>
             </w:r>
           </w:p>
         </w:tc>
@@ -883,7 +795,7 @@
                 <w:color w:val="28333E"/>
                 <w:sz w:val="14"/>
               </w:rPr>
-              <w:t xml:space="preserve">ไม่จุดไฟ ไม่กดสวิตช์ใกล้รอยรั่ว ถอยออกไปเหนือลม</w:t>
+              <w:t xml:space="preserve">ไม่จุดไฟ/แตะสวิตช์ ถอยเหนือลม</w:t>
             </w:r>
           </w:p>
         </w:tc>
@@ -910,95 +822,35 @@
           </w:p>
         </w:tc>
       </w:tr>
-      <w:tr>
-        <w:trPr>
-          <w:cantSplit/>
-        </w:trPr>
-        <w:tc>
-          <w:tcPr>
-            <w:vAlign w:val="center"/>
-            <w:shd w:fill="F3F6F8"/>
-          </w:tcPr>
-          <w:p>
-            <w:pPr>
-              <w:pStyle w:val="Compact"/>
-              <w:spacing w:after="30" w:line="269" w:lineRule="auto"/>
-              <w:jc w:val="left"/>
-            </w:pPr>
-            <w:r>
-              <w:rPr>
-                <w:rFonts w:ascii="Noto Sans Thai" w:hAnsi="Noto Sans Thai" w:eastAsia="Noto Sans Thai" w:cs="Noto Sans Thai"/>
-                <w:b w:val="0"/>
-                <w:color w:val="28333E"/>
-                <w:sz w:val="14"/>
-              </w:rPr>
-              <w:t xml:space="preserve">พายุ/ต้นไม้ล้ม</w:t>
-            </w:r>
-          </w:p>
-        </w:tc>
-        <w:tc>
-          <w:tcPr>
-            <w:vAlign w:val="center"/>
-            <w:shd w:fill="F3F6F8"/>
-          </w:tcPr>
-          <w:p>
-            <w:pPr>
-              <w:pStyle w:val="Compact"/>
-              <w:spacing w:after="30" w:line="269" w:lineRule="auto"/>
-              <w:jc w:val="left"/>
-            </w:pPr>
-            <w:r>
-              <w:rPr>
-                <w:rFonts w:ascii="Noto Sans Thai" w:hAnsi="Noto Sans Thai" w:eastAsia="Noto Sans Thai" w:cs="Noto Sans Thai"/>
-                <w:b w:val="0"/>
-                <w:color w:val="28333E"/>
-                <w:sz w:val="14"/>
-              </w:rPr>
-              <w:t xml:space="preserve">กั้นพื้นที่ หลีกเลี่ยงสายไฟและสิ่งที่อาจหล่น</w:t>
-            </w:r>
-          </w:p>
-        </w:tc>
-        <w:tc>
-          <w:tcPr>
-            <w:vAlign w:val="center"/>
-            <w:shd w:fill="F3F6F8"/>
-          </w:tcPr>
-          <w:p>
-            <w:pPr>
-              <w:pStyle w:val="Compact"/>
-              <w:spacing w:after="30" w:line="269" w:lineRule="auto"/>
-              <w:jc w:val="left"/>
-            </w:pPr>
-            <w:r>
-              <w:rPr>
-                <w:rFonts w:ascii="Noto Sans Thai" w:hAnsi="Noto Sans Thai" w:eastAsia="Noto Sans Thai" w:cs="Noto Sans Thai"/>
-                <w:b w:val="0"/>
-                <w:color w:val="28333E"/>
-                <w:sz w:val="14"/>
-              </w:rPr>
-              <w:t xml:space="preserve">ท้องถิ่น / 1129 / 1130</w:t>
-            </w:r>
-          </w:p>
-        </w:tc>
-      </w:tr>
     </w:tbl>
-    <w:bookmarkEnd w:id="22"/>
-    <w:bookmarkStart w:id="23" w:name="สงทหาม"/>
     <w:p>
       <w:pPr>
-        <w:pStyle w:val="Heading2"/>
-        <w:keepNext/>
-      </w:pPr>
-      <w:r>
-        <w:rPr>
-          <w:rFonts w:ascii="Noto Sans Thai" w:hAnsi="Noto Sans Thai" w:eastAsia="Noto Sans Thai" w:cs="Noto Sans Thai"/>
-        </w:rPr>
-        <w:t xml:space="preserve">สิ่งที่ห้าม</w:t>
+        <w:pStyle w:val="BodyText"/>
+      </w:pPr>
+      <w:r>
+        <w:rPr>
+          <w:bCs/>
+          <w:rFonts w:ascii="Noto Sans Thai" w:hAnsi="Noto Sans Thai" w:eastAsia="Noto Sans Thai" w:cs="Noto Sans Thai"/>
+          <w:b/>
+        </w:rPr>
+        <w:t xml:space="preserve">ห้าม:</w:t>
+      </w:r>
+      <w:r>
+        <w:rPr>
+          <w:rFonts w:ascii="Noto Sans Thai" w:hAnsi="Noto Sans Thai" w:eastAsia="Noto Sans Thai" w:cs="Noto Sans Thai"/>
+        </w:rPr>
+        <w:t xml:space="preserve"> </w:t>
+      </w:r>
+      <w:r>
+        <w:rPr>
+          <w:rFonts w:ascii="Noto Sans Thai" w:hAnsi="Noto Sans Thai" w:eastAsia="Noto Sans Thai" w:cs="Noto Sans Thai"/>
+        </w:rPr>
+        <w:t xml:space="preserve">เข้าควัน/ไฟ • ปีนรั้วหรือพังประตูบ้าน • แตะสายไฟ • ประกาศว่าปลอดภัยเอง</w:t>
       </w:r>
     </w:p>
     <w:p>
       <w:pPr>
-        <w:pStyle w:val="FirstParagraph"/>
+        <w:pStyle w:val="BodyText"/>
       </w:pPr>
       <w:r>
         <w:rPr>
@@ -1006,61 +858,192 @@
           <w:rFonts w:ascii="Noto Sans Thai" w:hAnsi="Noto Sans Thai" w:eastAsia="Noto Sans Thai" w:cs="Noto Sans Thai"/>
           <w:b/>
         </w:rPr>
-        <w:t xml:space="preserve">ห้ามเข้าควันหรือไฟ • ห้ามฝ่าแนวกั้น • ห้ามปีนรั้ว/พังประตูบ้าน • ห้ามประกาศว่าปลอดภัยจากการคาดเดา</w:t>
-      </w:r>
-    </w:p>
-    <w:bookmarkEnd w:id="23"/>
-    <w:bookmarkStart w:id="24" w:name="บนทกเมอเกดเหต"/>
-    <w:p>
-      <w:pPr>
-        <w:pStyle w:val="Heading2"/>
-        <w:keepNext/>
-      </w:pPr>
-      <w:r>
-        <w:rPr>
-          <w:rFonts w:ascii="Noto Sans Thai" w:hAnsi="Noto Sans Thai" w:eastAsia="Noto Sans Thai" w:cs="Noto Sans Thai"/>
-        </w:rPr>
-        <w:t xml:space="preserve">บันทึกเมื่อเกิดเหตุ</w:t>
+        <w:t xml:space="preserve">เวลาเกิดเหตุ:</w:t>
+      </w:r>
+      <w:r>
+        <w:rPr>
+          <w:rFonts w:ascii="Noto Sans Thai" w:hAnsi="Noto Sans Thai" w:eastAsia="Noto Sans Thai" w:cs="Noto Sans Thai"/>
+        </w:rPr>
+        <w:t xml:space="preserve"> </w:t>
+      </w:r>
+      <w:r>
+        <w:rPr>
+          <w:rFonts w:ascii="Noto Sans Thai" w:hAnsi="Noto Sans Thai" w:eastAsia="Noto Sans Thai" w:cs="Noto Sans Thai"/>
+        </w:rPr>
+        <w:t xml:space="preserve">[____]</w:t>
+      </w:r>
+      <w:r>
+        <w:rPr>
+          <w:rFonts w:ascii="Noto Sans Thai" w:hAnsi="Noto Sans Thai" w:eastAsia="Noto Sans Thai" w:cs="Noto Sans Thai"/>
+        </w:rPr>
+        <w:t xml:space="preserve"> </w:t>
+      </w:r>
+      <w:r>
+        <w:rPr>
+          <w:bCs/>
+          <w:rFonts w:ascii="Noto Sans Thai" w:hAnsi="Noto Sans Thai" w:eastAsia="Noto Sans Thai" w:cs="Noto Sans Thai"/>
+          <w:b/>
+        </w:rPr>
+        <w:t xml:space="preserve">โทรหน่วยฉุกเฉิน:</w:t>
+      </w:r>
+      <w:r>
+        <w:rPr>
+          <w:rFonts w:ascii="Noto Sans Thai" w:hAnsi="Noto Sans Thai" w:eastAsia="Noto Sans Thai" w:cs="Noto Sans Thai"/>
+        </w:rPr>
+        <w:t xml:space="preserve"> </w:t>
+      </w:r>
+      <w:r>
+        <w:rPr>
+          <w:rFonts w:ascii="Noto Sans Thai" w:hAnsi="Noto Sans Thai" w:eastAsia="Noto Sans Thai" w:cs="Noto Sans Thai"/>
+        </w:rPr>
+        <w:t xml:space="preserve">[____]</w:t>
+      </w:r>
+      <w:r>
+        <w:rPr>
+          <w:rFonts w:ascii="Noto Sans Thai" w:hAnsi="Noto Sans Thai" w:eastAsia="Noto Sans Thai" w:cs="Noto Sans Thai"/>
+        </w:rPr>
+        <w:t xml:space="preserve"> </w:t>
+      </w:r>
+      <w:r>
+        <w:rPr>
+          <w:bCs/>
+          <w:rFonts w:ascii="Noto Sans Thai" w:hAnsi="Noto Sans Thai" w:eastAsia="Noto Sans Thai" w:cs="Noto Sans Thai"/>
+          <w:b/>
+        </w:rPr>
+        <w:t xml:space="preserve">ประกาศ:</w:t>
+      </w:r>
+      <w:r>
+        <w:rPr>
+          <w:rFonts w:ascii="Noto Sans Thai" w:hAnsi="Noto Sans Thai" w:eastAsia="Noto Sans Thai" w:cs="Noto Sans Thai"/>
+        </w:rPr>
+        <w:t xml:space="preserve"> </w:t>
+      </w:r>
+      <w:r>
+        <w:rPr>
+          <w:rFonts w:ascii="Noto Sans Thai" w:hAnsi="Noto Sans Thai" w:eastAsia="Noto Sans Thai" w:cs="Noto Sans Thai"/>
+        </w:rPr>
+        <w:t xml:space="preserve">[____]</w:t>
+      </w:r>
+      <w:r>
+        <w:rPr>
+          <w:rFonts w:ascii="Noto Sans Thai" w:hAnsi="Noto Sans Thai" w:eastAsia="Noto Sans Thai" w:cs="Noto Sans Thai"/>
+        </w:rPr>
+        <w:t xml:space="preserve"> </w:t>
+      </w:r>
+      <w:r>
+        <w:rPr>
+          <w:bCs/>
+          <w:rFonts w:ascii="Noto Sans Thai" w:hAnsi="Noto Sans Thai" w:eastAsia="Noto Sans Thai" w:cs="Noto Sans Thai"/>
+          <w:b/>
+        </w:rPr>
+        <w:t xml:space="preserve">เริ่มแจ้ง A:</w:t>
+      </w:r>
+      <w:r>
+        <w:rPr>
+          <w:rFonts w:ascii="Noto Sans Thai" w:hAnsi="Noto Sans Thai" w:eastAsia="Noto Sans Thai" w:cs="Noto Sans Thai"/>
+        </w:rPr>
+        <w:t xml:space="preserve"> </w:t>
+      </w:r>
+      <w:r>
+        <w:rPr>
+          <w:rFonts w:ascii="Noto Sans Thai" w:hAnsi="Noto Sans Thai" w:eastAsia="Noto Sans Thai" w:cs="Noto Sans Thai"/>
+        </w:rPr>
+        <w:t xml:space="preserve">[____]</w:t>
+      </w:r>
+      <w:r>
+        <w:rPr>
+          <w:rFonts w:ascii="Noto Sans Thai" w:hAnsi="Noto Sans Thai" w:eastAsia="Noto Sans Thai" w:cs="Noto Sans Thai"/>
+        </w:rPr>
+        <w:t xml:space="preserve"> </w:t>
+      </w:r>
+      <w:r>
+        <w:rPr>
+          <w:bCs/>
+          <w:rFonts w:ascii="Noto Sans Thai" w:hAnsi="Noto Sans Thai" w:eastAsia="Noto Sans Thai" w:cs="Noto Sans Thai"/>
+          <w:b/>
+        </w:rPr>
+        <w:t xml:space="preserve">R:</w:t>
+      </w:r>
+      <w:r>
+        <w:rPr>
+          <w:rFonts w:ascii="Noto Sans Thai" w:hAnsi="Noto Sans Thai" w:eastAsia="Noto Sans Thai" w:cs="Noto Sans Thai"/>
+        </w:rPr>
+        <w:t xml:space="preserve"> </w:t>
+      </w:r>
+      <w:r>
+        <w:rPr>
+          <w:rFonts w:ascii="Noto Sans Thai" w:hAnsi="Noto Sans Thai" w:eastAsia="Noto Sans Thai" w:cs="Noto Sans Thai"/>
+        </w:rPr>
+        <w:t xml:space="preserve">[__]</w:t>
+      </w:r>
+      <w:r>
+        <w:rPr>
+          <w:rFonts w:ascii="Noto Sans Thai" w:hAnsi="Noto Sans Thai" w:eastAsia="Noto Sans Thai" w:cs="Noto Sans Thai"/>
+        </w:rPr>
+        <w:t xml:space="preserve"> </w:t>
+      </w:r>
+      <w:r>
+        <w:rPr>
+          <w:bCs/>
+          <w:rFonts w:ascii="Noto Sans Thai" w:hAnsi="Noto Sans Thai" w:eastAsia="Noto Sans Thai" w:cs="Noto Sans Thai"/>
+          <w:b/>
+        </w:rPr>
+        <w:t xml:space="preserve">NR:</w:t>
+      </w:r>
+      <w:r>
+        <w:rPr>
+          <w:rFonts w:ascii="Noto Sans Thai" w:hAnsi="Noto Sans Thai" w:eastAsia="Noto Sans Thai" w:cs="Noto Sans Thai"/>
+        </w:rPr>
+        <w:t xml:space="preserve"> </w:t>
+      </w:r>
+      <w:r>
+        <w:rPr>
+          <w:rFonts w:ascii="Noto Sans Thai" w:hAnsi="Noto Sans Thai" w:eastAsia="Noto Sans Thai" w:cs="Noto Sans Thai"/>
+        </w:rPr>
+        <w:t xml:space="preserve">[__]</w:t>
+      </w:r>
+      <w:r>
+        <w:rPr>
+          <w:rFonts w:ascii="Noto Sans Thai" w:hAnsi="Noto Sans Thai" w:eastAsia="Noto Sans Thai" w:cs="Noto Sans Thai"/>
+        </w:rPr>
+        <w:t xml:space="preserve"> </w:t>
+      </w:r>
+      <w:r>
+        <w:rPr>
+          <w:bCs/>
+          <w:rFonts w:ascii="Noto Sans Thai" w:hAnsi="Noto Sans Thai" w:eastAsia="Noto Sans Thai" w:cs="Noto Sans Thai"/>
+          <w:b/>
+        </w:rPr>
+        <w:t xml:space="preserve">NA:</w:t>
+      </w:r>
+      <w:r>
+        <w:rPr>
+          <w:rFonts w:ascii="Noto Sans Thai" w:hAnsi="Noto Sans Thai" w:eastAsia="Noto Sans Thai" w:cs="Noto Sans Thai"/>
+        </w:rPr>
+        <w:t xml:space="preserve"> </w:t>
+      </w:r>
+      <w:r>
+        <w:rPr>
+          <w:rFonts w:ascii="Noto Sans Thai" w:hAnsi="Noto Sans Thai" w:eastAsia="Noto Sans Thai" w:cs="Noto Sans Thai"/>
+        </w:rPr>
+        <w:t xml:space="preserve">[__]</w:t>
       </w:r>
     </w:p>
     <w:p>
       <w:pPr>
-        <w:pStyle w:val="FirstParagraph"/>
-      </w:pPr>
-      <w:r>
-        <w:rPr>
-          <w:rFonts w:ascii="Noto Sans Thai" w:hAnsi="Noto Sans Thai" w:eastAsia="Noto Sans Thai" w:cs="Noto Sans Thai"/>
-        </w:rPr>
-        <w:t xml:space="preserve">เวลาเห็นเหตุ [____] โทร 199 [____] ประกาศ [____] แจ้งบ้าน A เริ่ม [____] R [__] NR [__] NA [__] รับช่วงโดยเจ้าหน้าที่ [____] เวลา [____]</w:t>
+        <w:pStyle w:val="BodyText"/>
+      </w:pPr>
+      <w:r>
+        <w:rPr>
+          <w:iCs/>
+          <w:rFonts w:ascii="Noto Sans Thai" w:hAnsi="Noto Sans Thai" w:eastAsia="Noto Sans Thai" w:cs="Noto Sans Thai"/>
+          <w:i/>
+        </w:rPr>
+        <w:t xml:space="preserve">แบบร่าง: กรอกผัง/เบอร์จริงก่อนใช้ รปภ. คนเดียวให้โทรฉุกเฉินและประกาศก่อน</w:t>
       </w:r>
     </w:p>
-    <w:p>
-      <w:pPr>
-        <w:pStyle w:val="BodyText"/>
-      </w:pPr>
-      <w:r>
-        <w:rPr>
-          <w:bCs/>
-          <w:rFonts w:ascii="Noto Sans Thai" w:hAnsi="Noto Sans Thai" w:eastAsia="Noto Sans Thai" w:cs="Noto Sans Thai"/>
-          <w:b/>
-        </w:rPr>
-        <w:t xml:space="preserve">แบบร่าง:</w:t>
-      </w:r>
-      <w:r>
-        <w:rPr>
-          <w:rFonts w:ascii="Noto Sans Thai" w:hAnsi="Noto Sans Thai" w:eastAsia="Noto Sans Thai" w:cs="Noto Sans Thai"/>
-        </w:rPr>
-        <w:t xml:space="preserve"> </w:t>
-      </w:r>
-      <w:r>
-        <w:rPr>
-          <w:rFonts w:ascii="Noto Sans Thai" w:hAnsi="Noto Sans Thai" w:eastAsia="Noto Sans Thai" w:cs="Noto Sans Thai"/>
-        </w:rPr>
-        <w:t xml:space="preserve">กรอกผังและเบอร์จริงก่อนใช้; หากมี รปภ. คนเดียว ให้โทรฉุกเฉินและเปิดประกาศก่อน</w:t>
-      </w:r>
-    </w:p>
-    <w:bookmarkEnd w:id="24"/>
-    <w:bookmarkEnd w:id="25"/>
+    <w:bookmarkEnd w:id="22"/>
+    <w:bookmarkEnd w:id="23"/>
     <w:sectPr>
       <w:headerReference w:type="default" r:id="rId9"/>
       <w:footerReference w:type="default" r:id="rId10"/>
@@ -1299,82 +1282,6 @@
       <w:start w:val="1"/>
       <w:numFmt w:val="decimal"/>
       <w:lvlText w:val="%9."/>
-      <w:lvlJc w:val="left"/>
-      <w:pPr>
-        <w:ind w:left="6480" w:hanging="480"/>
-      </w:pPr>
-    </w:lvl>
-  </w:abstractNum>
-  <w:abstractNum w:abstractNumId="991">
-    <w:nsid w:val="A991"/>
-    <w:multiLevelType w:val="multilevel"/>
-    <w:lvl w:ilvl="0">
-      <w:numFmt w:val="bullet"/>
-      <w:lvlText w:val="•"/>
-      <w:lvlJc w:val="left"/>
-      <w:pPr>
-        <w:ind w:left="720" w:hanging="480"/>
-      </w:pPr>
-    </w:lvl>
-    <w:lvl w:ilvl="1">
-      <w:numFmt w:val="bullet"/>
-      <w:lvlText w:val="–"/>
-      <w:lvlJc w:val="left"/>
-      <w:pPr>
-        <w:ind w:left="1440" w:hanging="480"/>
-      </w:pPr>
-    </w:lvl>
-    <w:lvl w:ilvl="2">
-      <w:numFmt w:val="bullet"/>
-      <w:lvlText w:val="•"/>
-      <w:lvlJc w:val="left"/>
-      <w:pPr>
-        <w:ind w:left="2160" w:hanging="480"/>
-      </w:pPr>
-    </w:lvl>
-    <w:lvl w:ilvl="3">
-      <w:numFmt w:val="bullet"/>
-      <w:lvlText w:val="–"/>
-      <w:lvlJc w:val="left"/>
-      <w:pPr>
-        <w:ind w:left="2880" w:hanging="480"/>
-      </w:pPr>
-    </w:lvl>
-    <w:lvl w:ilvl="4">
-      <w:numFmt w:val="bullet"/>
-      <w:lvlText w:val="•"/>
-      <w:lvlJc w:val="left"/>
-      <w:pPr>
-        <w:ind w:left="3600" w:hanging="480"/>
-      </w:pPr>
-    </w:lvl>
-    <w:lvl w:ilvl="5">
-      <w:numFmt w:val="bullet"/>
-      <w:lvlText w:val="–"/>
-      <w:lvlJc w:val="left"/>
-      <w:pPr>
-        <w:ind w:left="4320" w:hanging="480"/>
-      </w:pPr>
-    </w:lvl>
-    <w:lvl w:ilvl="6">
-      <w:numFmt w:val="bullet"/>
-      <w:lvlText w:val="•"/>
-      <w:lvlJc w:val="left"/>
-      <w:pPr>
-        <w:ind w:left="5040" w:hanging="480"/>
-      </w:pPr>
-    </w:lvl>
-    <w:lvl w:ilvl="7">
-      <w:numFmt w:val="bullet"/>
-      <w:lvlText w:val="–"/>
-      <w:lvlJc w:val="left"/>
-      <w:pPr>
-        <w:ind w:left="5760" w:hanging="480"/>
-      </w:pPr>
-    </w:lvl>
-    <w:lvl w:ilvl="8">
-      <w:numFmt w:val="bullet"/>
-      <w:lvlText w:val="•"/>
       <w:lvlJc w:val="left"/>
       <w:pPr>
         <w:ind w:left="6480" w:hanging="480"/>
@@ -1413,9 +1320,6 @@
     <w:lvlOverride w:ilvl="8">
       <w:startOverride w:val="1"/>
     </w:lvlOverride>
-  </w:num>
-  <w:num w:numId="1002">
-    <w:abstractNumId w:val="991"/>
   </w:num>
 </w:numbering>
 </file>
